--- a/companies/ashcombe-advisory/People/2019.02.06 - Onboarding - Sandra Mcdonald_v2.docx
+++ b/companies/ashcombe-advisory/People/2019.02.06 - Onboarding - Sandra Mcdonald_v2.docx
@@ -15,17 +15,166 @@
         <w:pStyle w:val="Heading1"/>
       </w:pPr>
       <w:r>
-        <w:t>New to the firm: Sandra Mcdonald</w:t>
+        <w:t>New Staff Record</w:t>
+      </w:r>
+    </w:p>
+    <w:tbl>
+      <w:tblPr>
+        <w:tblStyle w:val="TableGrid"/>
+        <w:tblW w:type="auto" w:w="0"/>
+        <w:tblLook w:firstColumn="1" w:firstRow="1" w:lastColumn="0" w:lastRow="0" w:noHBand="0" w:noVBand="1" w:val="04A0"/>
+      </w:tblPr>
+      <w:tblGrid>
+        <w:gridCol w:w="4320"/>
+        <w:gridCol w:w="4320"/>
+      </w:tblGrid>
+      <w:tr>
+        <w:tc>
+          <w:tcPr>
+            <w:tcW w:type="dxa" w:w="4320"/>
+          </w:tcPr>
+          <w:p>
+            <w:r>
+              <w:rPr>
+                <w:b/>
+              </w:rPr>
+              <w:t>Particular</w:t>
+            </w:r>
+          </w:p>
+        </w:tc>
+        <w:tc>
+          <w:tcPr>
+            <w:tcW w:type="dxa" w:w="4320"/>
+          </w:tcPr>
+          <w:p>
+            <w:r>
+              <w:rPr>
+                <w:b/>
+              </w:rPr>
+              <w:t>Detail</w:t>
+            </w:r>
+          </w:p>
+        </w:tc>
+      </w:tr>
+      <w:tr>
+        <w:tc>
+          <w:tcPr>
+            <w:tcW w:type="dxa" w:w="4320"/>
+          </w:tcPr>
+          <w:p>
+            <w:r>
+              <w:t>Name</w:t>
+            </w:r>
+          </w:p>
+        </w:tc>
+        <w:tc>
+          <w:tcPr>
+            <w:tcW w:type="dxa" w:w="4320"/>
+          </w:tcPr>
+          <w:p>
+            <w:r>
+              <w:t>Sandra Mcdonald</w:t>
+            </w:r>
+          </w:p>
+        </w:tc>
+      </w:tr>
+      <w:tr>
+        <w:tc>
+          <w:tcPr>
+            <w:tcW w:type="dxa" w:w="4320"/>
+          </w:tcPr>
+          <w:p>
+            <w:r>
+              <w:t>Position</w:t>
+            </w:r>
+          </w:p>
+        </w:tc>
+        <w:tc>
+          <w:tcPr>
+            <w:tcW w:type="dxa" w:w="4320"/>
+          </w:tcPr>
+          <w:p>
+            <w:r>
+              <w:t>Client Coordinator</w:t>
+            </w:r>
+          </w:p>
+        </w:tc>
+      </w:tr>
+      <w:tr>
+        <w:tc>
+          <w:tcPr>
+            <w:tcW w:type="dxa" w:w="4320"/>
+          </w:tcPr>
+          <w:p>
+            <w:r>
+              <w:t>Group</w:t>
+            </w:r>
+          </w:p>
+        </w:tc>
+        <w:tc>
+          <w:tcPr>
+            <w:tcW w:type="dxa" w:w="4320"/>
+          </w:tcPr>
+          <w:p>
+            <w:r>
+              <w:t>Operations</w:t>
+            </w:r>
+          </w:p>
+        </w:tc>
+      </w:tr>
+      <w:tr>
+        <w:tc>
+          <w:tcPr>
+            <w:tcW w:type="dxa" w:w="4320"/>
+          </w:tcPr>
+          <w:p>
+            <w:r>
+              <w:t>Reports to</w:t>
+            </w:r>
+          </w:p>
+        </w:tc>
+        <w:tc>
+          <w:tcPr>
+            <w:tcW w:type="dxa" w:w="4320"/>
+          </w:tcPr>
+          <w:p>
+            <w:r>
+              <w:t>Lisa Flores, Director of Operations</w:t>
+            </w:r>
+          </w:p>
+        </w:tc>
+      </w:tr>
+      <w:tr>
+        <w:tc>
+          <w:tcPr>
+            <w:tcW w:type="dxa" w:w="4320"/>
+          </w:tcPr>
+          <w:p>
+            <w:r>
+              <w:t>Record prepared by</w:t>
+            </w:r>
+          </w:p>
+        </w:tc>
+        <w:tc>
+          <w:tcPr>
+            <w:tcW w:type="dxa" w:w="4320"/>
+          </w:tcPr>
+          <w:p>
+            <w:r>
+              <w:t>Julie Hill, Managing Partner</w:t>
+            </w:r>
+          </w:p>
+        </w:tc>
+      </w:tr>
+    </w:tbl>
+    <w:p>
+      <w:r>
+        <w:t>We are glad to welcome Sandra Mcdonald to the firm. She takes up the Client Coordinator position in Operations, a role that exists so that the scheduling, travel, and practical arrangements around our client meetings rest with one person who can see all of them at once.</w:t>
       </w:r>
     </w:p>
     <w:p>
       <w:r>
-        <w:t>We are glad to have Sandra Mcdonald with us. A small firm lives or dies on whether the paperwork is in order and the right version reaches the right hands, and that is exactly the discipline she brings. She has spent her career close to the records, the sort of person who can tell you where a document is without opening a drawer, and her arrival takes real weight off the rest of the office.</w:t>
-      </w:r>
-    </w:p>
-    <w:p>
-      <w:r>
-        <w:t>Sandra joins Operations as a Client Coordinator. Her work is the records side of the practice: filing engagement paperwork, keeping the versions straight, and handling the transmittal of working documents so that the right draft reaches the right desk without a wrong copy slipping through. She reports to Lisa Flores, our Director of Operations, who runs that side of the house and will set her priorities through the first weeks. Between them they hold the ground that lets the advisors stay with their clients rather than hunting for a file.</w:t>
+        <w:t>Sandra will coordinate calendars across the advisory bench, arrange travel, and manage the logistics of client meetings, from rooms and materials to the confirmations that go out beforehand. She will also be the first point of contact for a client's office when a meeting needs to be arranged or moved. Where two calendars disagree, we would ask her to resolve the difference with the people concerned and to confirm the outcome in writing, since a meeting entered at one time on one calendar and at another time on a second is the most common way for a small office to miss a commitment.</w:t>
       </w:r>
     </w:p>
     <w:sectPr>
